--- a/docs/vertragsdokumente/bautraegervertrag/bautraegervertrag.docx
+++ b/docs/vertragsdokumente/bautraegervertrag/bautraegervertrag.docx
@@ -2,33 +2,44 @@
 <file path=word/document.xml><?xml version="1.0" encoding="utf-8"?>
 <w:document xmlns:w="http://schemas.openxmlformats.org/wordprocessingml/2006/main" xmlns:m="http://schemas.openxmlformats.org/officeDocument/2006/math" xmlns:r="http://schemas.openxmlformats.org/officeDocument/2006/relationships" xmlns:o="urn:schemas-microsoft-com:office:office" xmlns:v="urn:schemas-microsoft-com:vml" xmlns:w10="urn:schemas-microsoft-com:office:word" xmlns:a="http://schemas.openxmlformats.org/drawingml/2006/main" xmlns:pic="http://schemas.openxmlformats.org/drawingml/2006/picture" xmlns:wp="http://schemas.openxmlformats.org/drawingml/2006/wordprocessingDrawing">
   <w:body>
-    <w:bookmarkStart w:id="9" w:name="bauträgervertrag"/>
+    <w:bookmarkStart w:id="9" w:name="entwurf"/>
     <w:p>
       <w:pPr>
         <w:pStyle w:val="Heading1"/>
       </w:pPr>
       <w:r>
+        <w:t xml:space="preserve">ENTWURF</w:t>
+      </w:r>
+    </w:p>
+    <w:bookmarkEnd w:id="9"/>
+    <w:bookmarkStart w:id="11" w:name="bauträgervertrag"/>
+    <w:p>
+      <w:pPr>
+        <w:pStyle w:val="Title"/>
+      </w:pPr>
+      <w:r>
         <w:t xml:space="preserve">Bauträgervertrag</w:t>
       </w:r>
     </w:p>
-    <w:bookmarkEnd w:id="9"/>
-    <w:bookmarkStart w:id="11" w:name="ur-nr.-1882026-kq"/>
-    <w:p>
-      <w:pPr>
-        <w:pStyle w:val="Heading1"/>
-      </w:pPr>
-      <w:br w:type="page"/>
-      <w:r>
-        <w:t xml:space="preserve">UR-Nr. 188/2026 KQ</w:t>
-      </w:r>
-    </w:p>
-    <w:bookmarkStart w:id="10" w:name="verhandelt"/>
+    <w:p>
+      <w:pPr>
+        <w:pStyle w:val="FirstParagraph"/>
+      </w:pPr>
+      <w:r>
+        <w:rPr>
+          <w:b/>
+          <w:bCs/>
+        </w:rPr>
+        <w:t xml:space="preserve">UR-Nr. ____________________</w:t>
+      </w:r>
+    </w:p>
+    <w:bookmarkStart w:id="10" w:name="vorgesehener-beurkundungstermin"/>
     <w:p>
       <w:pPr>
         <w:pStyle w:val="Heading2"/>
       </w:pPr>
       <w:r>
-        <w:t xml:space="preserve">Verhandelt</w:t>
+        <w:t xml:space="preserve">Vorgesehener Beurkundungstermin</w:t>
       </w:r>
     </w:p>
     <w:p>
@@ -36,15 +47,15 @@
         <w:pStyle w:val="FirstParagraph"/>
       </w:pPr>
       <w:r>
-        <w:t xml:space="preserve">zu Berlin, am 14. März 2026</w:t>
-      </w:r>
-    </w:p>
-    <w:p>
-      <w:pPr>
-        <w:pStyle w:val="BodyText"/>
-      </w:pPr>
-      <w:r>
-        <w:t xml:space="preserve">Vor mir, dem unterzeichnenden Notar im Bezirk des Kammergerichts</w:t>
+        <w:t xml:space="preserve">Berlin, vorgesehen für den 14. März 2026</w:t>
+      </w:r>
+    </w:p>
+    <w:p>
+      <w:pPr>
+        <w:pStyle w:val="BodyText"/>
+      </w:pPr>
+      <w:r>
+        <w:t xml:space="preserve">Vorgesehener Notar im Bezirk des Kammergerichts</w:t>
       </w:r>
     </w:p>
     <w:p>
@@ -72,7 +83,7 @@
         <w:pStyle w:val="BodyText"/>
       </w:pPr>
       <w:r>
-        <w:t xml:space="preserve">erschienen heute:</w:t>
+        <w:t xml:space="preserve">Vorgesehene Beteiligte:</w:t>
       </w:r>
     </w:p>
     <w:p>
@@ -109,7 +120,7 @@
         <w:pStyle w:val="BodyText"/>
       </w:pPr>
       <w:r>
-        <w:t xml:space="preserve">dem Notar von Person bekannt,</w:t>
+        <w:t xml:space="preserve">Identität im Beurkundungstermin festzustellen,</w:t>
       </w:r>
     </w:p>
     <w:p>
@@ -161,7 +172,7 @@
         <w:pStyle w:val="BodyText"/>
       </w:pPr>
       <w:r>
-        <w:t xml:space="preserve">aufgrund notariell beglaubigter Vollmacht vom 22.10.2025, UR-Nr. 1402/2025 W des Notars Egmont Wachtelborn, Berlin. Das Original der Vollmacht lag bei Beurkundung vor; eine Fotokopie derselben wird in beglaubigter Fotokopie als Anhang a zu dieser Urkunde genommen.</w:t>
+        <w:t xml:space="preserve">aufgrund notariell beglaubigter Vollmacht vom 22.10.2025, UR-Nr. 1402/2025 W des Notars Egmont Wachtelborn, Berlin. Das Original der Vollmacht soll im Beurkundungstermin vorgelegt und eine beglaubigte Fotokopie als Anhang a zu dieser Urkunde genommen werden.</w:t>
       </w:r>
     </w:p>
     <w:p>
@@ -198,7 +209,7 @@
         <w:pStyle w:val="BodyText"/>
       </w:pPr>
       <w:r>
-        <w:t xml:space="preserve">ausgewiesen durch gültigen Personalausweis,</w:t>
+        <w:t xml:space="preserve">Identität im Beurkundungstermin durch gültigen Personalausweis festzustellen,</w:t>
       </w:r>
     </w:p>
     <w:p>
@@ -214,31 +225,31 @@
         <w:pStyle w:val="BodyText"/>
       </w:pPr>
       <w:r>
-        <w:t xml:space="preserve">Auf Befragen des Notars erklärten die Erschienene zu 1. auf Rechnung des von ihr Vertretenen und der Erschienene zu 2. auf eigene Rechnung zu handeln.</w:t>
-      </w:r>
-    </w:p>
-    <w:p>
-      <w:pPr>
-        <w:pStyle w:val="BodyText"/>
-      </w:pPr>
-      <w:r>
-        <w:t xml:space="preserve">Der Notar hat darauf hingewiesen, dass er vor der Protokollierung die Beteiligten darüber zu befragen hat, ob bei der nachstehend zu beurkundenden Angelegenheit eine der mit ihm zur gemeinsamen Berufsausübung verbundenen Personen oder er selbst außerhalb seiner Amtstätigkeit bereits tätig war oder ist. Die Beteiligten erklärten, dass dies nicht der Fall sei.</w:t>
-      </w:r>
-    </w:p>
-    <w:p>
-      <w:pPr>
-        <w:pStyle w:val="BodyText"/>
-      </w:pPr>
-      <w:r>
-        <w:t xml:space="preserve">Der Käufer erklärte im Hinblick auf § 17 Abs. 2a BeurkG, dass ihm ein Entwurf des nachstehenden Kaufvertrages über das vom Verkäufer verwendete Unterlagenportal zur Verfügung gestellt wurde und dass ihm der wesentliche wirtschaftliche Inhalt des Geschäfts aufgrund der vorangegangenen Reservierung, der Vertriebsgespräche und der Einsichtnahme in das digitale Datenraumverzeichnis bekannt sei. Auf Wunsch des Käufers und im Hinblick auf die auslaufende Reservierungsbindung soll die heutige Beurkundung gleichwohl durchgeführt werden; der Käufer erklärte, derzeit keine weitere Bedenkzeit zu benötigen.</w:t>
-      </w:r>
-    </w:p>
-    <w:p>
-      <w:pPr>
-        <w:pStyle w:val="BodyText"/>
-      </w:pPr>
-      <w:r>
-        <w:t xml:space="preserve">Die Erschienenen baten sodann um die Beurkundung des nachstehenden</w:t>
+        <w:t xml:space="preserve">Im Beurkundungstermin sollen die Beteiligte zu 1. das Handeln auf Rechnung des Vertretenen und der Beteiligte zu 2. das Handeln auf eigene Rechnung erklären.</w:t>
+      </w:r>
+    </w:p>
+    <w:p>
+      <w:pPr>
+        <w:pStyle w:val="BodyText"/>
+      </w:pPr>
+      <w:r>
+        <w:t xml:space="preserve">Vor der Protokollierung hat der Notar die Beteiligten zu einer möglichen Vorbefassung außerhalb seiner Amtstätigkeit zu befragen. Ihre Erklärungen sind erst im Beurkundungstermin aufzunehmen.</w:t>
+      </w:r>
+    </w:p>
+    <w:p>
+      <w:pPr>
+        <w:pStyle w:val="BodyText"/>
+      </w:pPr>
+      <w:r>
+        <w:t xml:space="preserve">Für den Beurkundungstermin ist folgende Erklärung des Käufers vorgesehen: Im Hinblick auf § 17 Abs. 2a BeurkG sei ihm ein Entwurf des nachstehenden Kaufvertrages über das vom Verkäufer verwendete Unterlagenportal zur Verfügung gestellt worden; der wesentliche wirtschaftliche Inhalt des Geschäfts sei ihm aufgrund der vorangegangenen Reservierung, der Vertriebsgespräche und der Einsichtnahme in das digitale Datenraumverzeichnis bekannt. Auf Wunsch des Käufers und im Hinblick auf die auslaufende Reservierungsbindung soll die geplante Beurkundung gleichwohl durchgeführt werden; der Käufer benötige keine weitere Bedenkzeit.</w:t>
+      </w:r>
+    </w:p>
+    <w:p>
+      <w:pPr>
+        <w:pStyle w:val="BodyText"/>
+      </w:pPr>
+      <w:r>
+        <w:t xml:space="preserve">Zur Beurkundung vorgesehener Vertragstext</w:t>
       </w:r>
     </w:p>
     <w:bookmarkEnd w:id="10"/>
@@ -514,7 +525,7 @@
         <w:t xml:space="preserve"> </w:t>
       </w:r>
       <w:r>
-        <w:t xml:space="preserve">Der Notar hat das Grundbuch gemäß § 1.1 — ohne die Grundakten — elektronisch am heutigen Tage eingesehen.</w:t>
+        <w:t xml:space="preserve">Der Notar soll das Grundbuch gemäß § 1.1 — ohne die Grundakten — im Beurkundungstermin elektronisch einsehen und den Stand dokumentieren.</w:t>
       </w:r>
     </w:p>
     <w:p>
@@ -720,18 +731,28 @@
         <w:tblW w:type="pct" w:w="5000"/>
         <w:tblLayout w:type="fixed"/>
         <w:tblLook w:firstRow="1" w:lastRow="0" w:firstColumn="0" w:lastColumn="0" w:noHBand="0" w:noVBand="0" w:val="0020"/>
+        <w:tblBorders>
+          <w:top w:val="single" w:sz="4" w:color="D9D9D9"/>
+          <w:left w:val="single" w:sz="4" w:color="D9D9D9"/>
+          <w:bottom w:val="single" w:sz="4" w:color="D9D9D9"/>
+          <w:right w:val="single" w:sz="4" w:color="D9D9D9"/>
+          <w:insideH w:val="single" w:sz="4" w:color="D9D9D9"/>
+          <w:insideV w:val="single" w:sz="4" w:color="D9D9D9"/>
+        </w:tblBorders>
       </w:tblPr>
       <w:tblGrid>
-        <w:gridCol w:w="2640"/>
-        <w:gridCol w:w="2640"/>
-        <w:gridCol w:w="2640"/>
+        <w:gridCol w:w="737"/>
+        <w:gridCol w:w="7030"/>
+        <w:gridCol w:w="1474"/>
       </w:tblGrid>
       <w:tr>
         <w:trPr>
           <w:tblHeader w:val="on"/>
         </w:trPr>
         <w:tc>
-          <w:tcPr/>
+          <w:tcPr>
+            <w:tcW w:type="dxa" w:w="737"/>
+          </w:tcPr>
           <w:p>
             <w:pPr>
               <w:pStyle w:val="Compact"/>
@@ -742,7 +763,9 @@
           </w:p>
         </w:tc>
         <w:tc>
-          <w:tcPr/>
+          <w:tcPr>
+            <w:tcW w:type="dxa" w:w="7030"/>
+          </w:tcPr>
           <w:p>
             <w:pPr>
               <w:pStyle w:val="Compact"/>
@@ -753,7 +776,9 @@
           </w:p>
         </w:tc>
         <w:tc>
-          <w:tcPr/>
+          <w:tcPr>
+            <w:tcW w:type="dxa" w:w="1474"/>
+          </w:tcPr>
           <w:p>
             <w:pPr>
               <w:pStyle w:val="Compact"/>
@@ -766,7 +791,9 @@
       </w:tr>
       <w:tr>
         <w:tc>
-          <w:tcPr/>
+          <w:tcPr>
+            <w:tcW w:type="dxa" w:w="737"/>
+          </w:tcPr>
           <w:p>
             <w:pPr>
               <w:pStyle w:val="Compact"/>
@@ -777,7 +804,9 @@
           </w:p>
         </w:tc>
         <w:tc>
-          <w:tcPr/>
+          <w:tcPr>
+            <w:tcW w:type="dxa" w:w="7030"/>
+          </w:tcPr>
           <w:p>
             <w:pPr>
               <w:pStyle w:val="Compact"/>
@@ -788,7 +817,9 @@
           </w:p>
         </w:tc>
         <w:tc>
-          <w:tcPr/>
+          <w:tcPr>
+            <w:tcW w:type="dxa" w:w="1474"/>
+          </w:tcPr>
           <w:p>
             <w:pPr>
               <w:pStyle w:val="Compact"/>
@@ -801,7 +832,9 @@
       </w:tr>
       <w:tr>
         <w:tc>
-          <w:tcPr/>
+          <w:tcPr>
+            <w:tcW w:type="dxa" w:w="737"/>
+          </w:tcPr>
           <w:p>
             <w:pPr>
               <w:pStyle w:val="Compact"/>
@@ -812,7 +845,9 @@
           </w:p>
         </w:tc>
         <w:tc>
-          <w:tcPr/>
+          <w:tcPr>
+            <w:tcW w:type="dxa" w:w="7030"/>
+          </w:tcPr>
           <w:p>
             <w:pPr>
               <w:pStyle w:val="Compact"/>
@@ -823,7 +858,9 @@
           </w:p>
         </w:tc>
         <w:tc>
-          <w:tcPr/>
+          <w:tcPr>
+            <w:tcW w:type="dxa" w:w="1474"/>
+          </w:tcPr>
           <w:p>
             <w:pPr>
               <w:pStyle w:val="Compact"/>
@@ -836,7 +873,9 @@
       </w:tr>
       <w:tr>
         <w:tc>
-          <w:tcPr/>
+          <w:tcPr>
+            <w:tcW w:type="dxa" w:w="737"/>
+          </w:tcPr>
           <w:p>
             <w:pPr>
               <w:pStyle w:val="Compact"/>
@@ -847,7 +886,9 @@
           </w:p>
         </w:tc>
         <w:tc>
-          <w:tcPr/>
+          <w:tcPr>
+            <w:tcW w:type="dxa" w:w="7030"/>
+          </w:tcPr>
           <w:p>
             <w:pPr>
               <w:pStyle w:val="Compact"/>
@@ -858,7 +899,9 @@
           </w:p>
         </w:tc>
         <w:tc>
-          <w:tcPr/>
+          <w:tcPr>
+            <w:tcW w:type="dxa" w:w="1474"/>
+          </w:tcPr>
           <w:p>
             <w:pPr>
               <w:pStyle w:val="Compact"/>
@@ -871,7 +914,9 @@
       </w:tr>
       <w:tr>
         <w:tc>
-          <w:tcPr/>
+          <w:tcPr>
+            <w:tcW w:type="dxa" w:w="737"/>
+          </w:tcPr>
           <w:p>
             <w:pPr>
               <w:pStyle w:val="Compact"/>
@@ -882,7 +927,9 @@
           </w:p>
         </w:tc>
         <w:tc>
-          <w:tcPr/>
+          <w:tcPr>
+            <w:tcW w:type="dxa" w:w="7030"/>
+          </w:tcPr>
           <w:p>
             <w:pPr>
               <w:pStyle w:val="Compact"/>
@@ -893,7 +940,9 @@
           </w:p>
         </w:tc>
         <w:tc>
-          <w:tcPr/>
+          <w:tcPr>
+            <w:tcW w:type="dxa" w:w="1474"/>
+          </w:tcPr>
           <w:p>
             <w:pPr>
               <w:pStyle w:val="Compact"/>
@@ -906,7 +955,9 @@
       </w:tr>
       <w:tr>
         <w:tc>
-          <w:tcPr/>
+          <w:tcPr>
+            <w:tcW w:type="dxa" w:w="737"/>
+          </w:tcPr>
           <w:p>
             <w:pPr>
               <w:pStyle w:val="Compact"/>
@@ -917,7 +968,9 @@
           </w:p>
         </w:tc>
         <w:tc>
-          <w:tcPr/>
+          <w:tcPr>
+            <w:tcW w:type="dxa" w:w="7030"/>
+          </w:tcPr>
           <w:p>
             <w:pPr>
               <w:pStyle w:val="Compact"/>
@@ -928,7 +981,9 @@
           </w:p>
         </w:tc>
         <w:tc>
-          <w:tcPr/>
+          <w:tcPr>
+            <w:tcW w:type="dxa" w:w="1474"/>
+          </w:tcPr>
           <w:p>
             <w:pPr>
               <w:pStyle w:val="Compact"/>
@@ -941,7 +996,9 @@
       </w:tr>
       <w:tr>
         <w:tc>
-          <w:tcPr/>
+          <w:tcPr>
+            <w:tcW w:type="dxa" w:w="737"/>
+          </w:tcPr>
           <w:p>
             <w:pPr>
               <w:pStyle w:val="Compact"/>
@@ -952,7 +1009,9 @@
           </w:p>
         </w:tc>
         <w:tc>
-          <w:tcPr/>
+          <w:tcPr>
+            <w:tcW w:type="dxa" w:w="7030"/>
+          </w:tcPr>
           <w:p>
             <w:pPr>
               <w:pStyle w:val="Compact"/>
@@ -963,7 +1022,9 @@
           </w:p>
         </w:tc>
         <w:tc>
-          <w:tcPr/>
+          <w:tcPr>
+            <w:tcW w:type="dxa" w:w="1474"/>
+          </w:tcPr>
           <w:p>
             <w:pPr>
               <w:pStyle w:val="Compact"/>
@@ -976,7 +1037,9 @@
       </w:tr>
       <w:tr>
         <w:tc>
-          <w:tcPr/>
+          <w:tcPr>
+            <w:tcW w:type="dxa" w:w="737"/>
+          </w:tcPr>
           <w:p>
             <w:pPr>
               <w:pStyle w:val="Compact"/>
@@ -987,7 +1050,9 @@
           </w:p>
         </w:tc>
         <w:tc>
-          <w:tcPr/>
+          <w:tcPr>
+            <w:tcW w:type="dxa" w:w="7030"/>
+          </w:tcPr>
           <w:p>
             <w:pPr>
               <w:pStyle w:val="Compact"/>
@@ -998,7 +1063,9 @@
           </w:p>
         </w:tc>
         <w:tc>
-          <w:tcPr/>
+          <w:tcPr>
+            <w:tcW w:type="dxa" w:w="1474"/>
+          </w:tcPr>
           <w:p>
             <w:pPr>
               <w:pStyle w:val="Compact"/>
@@ -2223,7 +2290,7 @@
         <w:pStyle w:val="FirstParagraph"/>
       </w:pPr>
       <w:r>
-        <w:t xml:space="preserve">Der Notar hat die Beteiligten belehrt über:</w:t>
+        <w:t xml:space="preserve">Für den Beurkundungstermin sind Belehrungen vorgesehen über:</w:t>
       </w:r>
     </w:p>
     <w:p>
@@ -2315,7 +2382,7 @@
         <w:pStyle w:val="FirstParagraph"/>
       </w:pPr>
       <w:r>
-        <w:t xml:space="preserve">Der Notar hat darauf hingewiesen, dass er als unparteiischer Amtsträger keine wirtschaftliche, steuerliche oder bautechnische Beratung übernimmt und keine Interessenvertretung einer Partei leistet. Fragen der Finanzierung, Rentabilität, technischen Zweckmäßigkeit, Wartungskosten, Förderfähigkeit und individuellen steuerlichen Auswirkungen waren nicht Gegenstand der notariellen Prüfung.</w:t>
+        <w:t xml:space="preserve">Der Notar soll darauf hinweisen, dass er als unparteiischer Amtsträger keine wirtschaftliche, steuerliche oder bautechnische Beratung übernimmt und keine Interessenvertretung einer Partei leistet. Fragen der Finanzierung, Rentabilität, technischen Zweckmäßigkeit, Wartungskosten, Förderfähigkeit und individuellen steuerlichen Auswirkungen sind gesondert zu prüfen.</w:t>
       </w:r>
     </w:p>
     <w:bookmarkEnd w:id="27"/>
@@ -2374,13 +2441,13 @@
           <w:b/>
           <w:bCs/>
         </w:rPr>
-        <w:t xml:space="preserve">Lose übergebene Unterlagen (nicht Gegenstand der Beurkundung):</w:t>
-      </w:r>
-      <w:r>
-        <w:t xml:space="preserve"> </w:t>
-      </w:r>
-      <w:r>
-        <w:t xml:space="preserve">Baubeschreibung in der Fassung Februar 2026, Version 7.2; Abgeschlossenheitsbescheinigung; Aufteilungsplan-Auszug zur Einheit 4.27. Diese Unterlagen wurden dem Käufer mit Vertragsunterzeichnung in Druckfassung ausgehändigt.</w:t>
+        <w:t xml:space="preserve">Lose zu übergebende Unterlagen (nicht Gegenstand der Beurkundung):</w:t>
+      </w:r>
+      <w:r>
+        <w:t xml:space="preserve"> </w:t>
+      </w:r>
+      <w:r>
+        <w:t xml:space="preserve">Baubeschreibung in der Fassung Februar 2026, Version 7.2; Abgeschlossenheitsbescheinigung; Aufteilungsplan-Auszug zur Einheit 4.27. Diese Unterlagen sollen dem Käufer bei Vertragsunterzeichnung in Druckfassung ausgehändigt werden.</w:t>
       </w:r>
     </w:p>
     <w:p>
@@ -2407,7 +2474,7 @@
         <w:pStyle w:val="FirstParagraph"/>
       </w:pPr>
       <w:r>
-        <w:t xml:space="preserve">Der Geschäftswert dieser Urkunde wird mit dem Gesamtkaufpreis von 828.000,00 EUR angegeben. Die Kosten dieser Urkunde und ihres Vollzugs trägt nach § 13.4 der Käufer. Auf die zusätzlich anfallende Grunderwerbsteuer sowie die Erschließungs- und Anschlusskosten nach § 7 wurde hingewiesen.</w:t>
+        <w:t xml:space="preserve">Der Geschäftswert dieser Urkunde wird mit dem Gesamtkaufpreis von 828.000,00 EUR angegeben. Die Kosten dieser Urkunde und ihres Vollzugs trägt nach § 13.4 der Käufer. Auf die zusätzlich anfallende Grunderwerbsteuer sowie die Erschließungs- und Anschlusskosten nach § 7 soll im Beurkundungstermin hingewiesen werden.</w:t>
       </w:r>
     </w:p>
     <w:bookmarkEnd w:id="29"/>
@@ -2426,7 +2493,7 @@
         <w:pStyle w:val="FirstParagraph"/>
       </w:pPr>
       <w:r>
-        <w:t xml:space="preserve">Die Erschienenen erklärten, dass sie auf das Verlesen der Bezugsurkunden verzichten, da ihnen deren Inhalt bekannt ist. Diese Niederschrift wurde den Erschienenen vom Notar vorgelesen, von ihnen genehmigt und sodann eigenhändig wie folgt unterschrieben:</w:t>
+        <w:t xml:space="preserve">Für den Beurkundungstermin ist folgende Erklärung vorgesehen: Die Beteiligten verzichten auf das Verlesen der Bezugsurkunden, da ihnen deren Inhalt bekannt ist. Verlesung, Genehmigung und Unterzeichnung dieser Niederschrift stehen noch aus. Die nachstehenden Unterschriftsfelder bleiben im Entwurf frei.</w:t>
       </w:r>
     </w:p>
     <w:p>
@@ -2539,6 +2606,18 @@
     <w:p>
       <w:pPr>
         <w:pStyle w:val="FirstParagraph"/>
+      </w:pPr>
+      <w:r>
+        <w:rPr>
+          <w:b/>
+          <w:bCs/>
+        </w:rPr>
+        <w:t xml:space="preserve">ENTWURF</w:t>
+      </w:r>
+    </w:p>
+    <w:p>
+      <w:pPr>
+        <w:pStyle w:val="BodyText"/>
       </w:pPr>
       <w:r>
         <w:t xml:space="preserve">Bauvorhaben: Wohnquartier „Am Birkenpfuhl”, Gemarkung Kannenberg-Niederwall, Flur 7, Flurstück 218/4</w:t>
@@ -3636,9 +3715,12 @@
     </w:p>
     <w:bookmarkEnd w:id="53"/>
     <w:sectPr>
+      <w:headerReference w:type="default" r:id="rId9"/>
       <w:footnotePr>
         <w:numRestart w:val="eachSect"/>
       </w:footnotePr>
+      <w:pgSz w:w="11906" w:h="16838"/>
+      <w:pgMar w:top="1247" w:bottom="1247" w:left="1417" w:right="1247"/>
     </w:sectPr>
   </w:body>
 </w:document>
@@ -3665,6 +3747,23 @@
     </w:p>
   </w:footnote>
 </w:footnotes>
+</file>
+
+<file path=word/header1.xml><?xml version="1.0" encoding="utf-8"?>
+<w:hdr xmlns:m="http://schemas.openxmlformats.org/officeDocument/2006/math" xmlns:mc="http://schemas.openxmlformats.org/markup-compatibility/2006" xmlns:mo="http://schemas.microsoft.com/office/mac/office/2008/main" xmlns:mv="urn:schemas-microsoft-com:mac:vml" xmlns:o="urn:schemas-microsoft-com:office:office" xmlns:r="http://schemas.openxmlformats.org/officeDocument/2006/relationships" xmlns:v="urn:schemas-microsoft-com:vml" xmlns:w10="urn:schemas-microsoft-com:office:word" xmlns:w14="http://schemas.microsoft.com/office/word/2010/wordml" xmlns:w="http://schemas.openxmlformats.org/wordprocessingml/2006/main" xmlns:wne="http://schemas.microsoft.com/office/word/2006/wordml" xmlns:wp14="http://schemas.microsoft.com/office/word/2010/wordprocessingDrawing" xmlns:wp="http://schemas.openxmlformats.org/drawingml/2006/wordprocessingDrawing" xmlns:wpc="http://schemas.microsoft.com/office/word/2010/wordprocessingCanvas" xmlns:wpg="http://schemas.microsoft.com/office/word/2010/wordprocessingGroup" xmlns:wpi="http://schemas.microsoft.com/office/word/2010/wordprocessingInk" xmlns:wps="http://schemas.microsoft.com/office/word/2010/wordprocessingShape" mc:Ignorable="w14 wp14">
+  <w:p>
+    <w:pPr>
+      <w:pStyle w:val="Header"/>
+    </w:pPr>
+    <w:r>
+      <w:rPr>
+        <w:b/>
+        <w:sz w:val="18"/>
+      </w:rPr>
+      <w:t>ENTWURF</w:t>
+    </w:r>
+  </w:p>
+</w:hdr>
 </file>
 
 <file path=word/numbering.xml><?xml version="1.0" encoding="utf-8"?>
@@ -3996,6 +4095,14 @@
   <w:style w:default="1" w:styleId="Normal" w:type="paragraph">
     <w:name w:val="Normal"/>
     <w:qFormat/>
+    <w:pPr>
+      <w:spacing w:line="269" w:lineRule="auto"/>
+    </w:pPr>
+    <w:rPr>
+      <w:rFonts w:ascii="Times New Roman" w:hAnsi="Times New Roman"/>
+      <w:color w:val="000000"/>
+      <w:sz w:val="22"/>
+    </w:rPr>
   </w:style>
   <w:style w:styleId="BodyText" w:type="paragraph">
     <w:name w:val="Body Text"/>
@@ -4005,12 +4112,18 @@
     <w:pPr>
       <w:spacing w:after="180" w:before="180"/>
     </w:pPr>
+    <w:rPr>
+      <w:color w:val="000000"/>
+    </w:rPr>
   </w:style>
   <w:style w:customStyle="1" w:styleId="FirstParagraph" w:type="paragraph">
     <w:name w:val="First Paragraph"/>
     <w:basedOn w:val="BodyText"/>
     <w:next w:val="BodyText"/>
     <w:qFormat/>
+    <w:rPr>
+      <w:color w:val="000000"/>
+    </w:rPr>
   </w:style>
   <w:style w:customStyle="1" w:styleId="Compact" w:type="paragraph">
     <w:name w:val="Compact"/>
@@ -4019,6 +4132,9 @@
     <w:pPr>
       <w:spacing w:after="36" w:before="36"/>
     </w:pPr>
+    <w:rPr>
+      <w:color w:val="000000"/>
+    </w:rPr>
   </w:style>
   <w:style w:styleId="Title" w:type="paragraph">
     <w:name w:val="Title"/>
@@ -4035,6 +4151,7 @@
     </w:pPr>
     <w:rPr>
       <w:rFonts w:asciiTheme="majorHAnsi" w:cstheme="majorBidi" w:eastAsiaTheme="majorEastAsia" w:hAnsiTheme="majorHAnsi"/>
+      <w:color w:val="000000"/>
       <w:sz w:val="56"/>
       <w:szCs w:val="56"/>
     </w:rPr>
@@ -4066,6 +4183,7 @@
     </w:pPr>
     <w:rPr>
       <w:rFonts w:cstheme="majorBidi" w:eastAsiaTheme="majorEastAsia"/>
+      <w:color w:val="000000"/>
       <w:spacing w:val="15"/>
       <w:sz w:val="28"/>
       <w:szCs w:val="28"/>
@@ -4095,6 +4213,7 @@
       <w:keepLines/>
     </w:pPr>
     <w:rPr>
+      <w:color w:val="000000"/>
       <w:sz w:val="24"/>
       <w:szCs w:val="24"/>
     </w:rPr>
@@ -4109,6 +4228,7 @@
       <w:keepLines/>
     </w:pPr>
     <w:rPr>
+      <w:color w:val="000000"/>
       <w:sz w:val="24"/>
       <w:szCs w:val="24"/>
     </w:rPr>
@@ -4126,6 +4246,7 @@
     </w:pPr>
     <w:rPr>
       <w:b/>
+      <w:color w:val="000000"/>
       <w:sz w:val="20"/>
       <w:szCs w:val="20"/>
     </w:rPr>
@@ -4141,6 +4262,7 @@
       <w:spacing w:after="300" w:before="100"/>
     </w:pPr>
     <w:rPr>
+      <w:color w:val="000000"/>
       <w:sz w:val="20"/>
       <w:szCs w:val="20"/>
     </w:rPr>
@@ -4151,7 +4273,9 @@
     <w:next w:val="Bibliography"/>
     <w:qFormat/>
     <w:pPr/>
-    <w:rPr/>
+    <w:rPr>
+      <w:color w:val="000000"/>
+    </w:rPr>
   </w:style>
   <w:style w:styleId="Heading1" w:type="paragraph">
     <w:name w:val="heading 1"/>
@@ -4169,7 +4293,7 @@
     </w:pPr>
     <w:rPr>
       <w:rFonts w:asciiTheme="majorHAnsi" w:cstheme="majorBidi" w:eastAsiaTheme="majorEastAsia" w:hAnsiTheme="majorHAnsi"/>
-      <w:color w:themeColor="accent1" w:themeShade="BF" w:val="0F4761"/>
+      <w:color w:val="000000"/>
       <w:sz w:val="40"/>
       <w:szCs w:val="40"/>
     </w:rPr>
@@ -4192,7 +4316,7 @@
     </w:pPr>
     <w:rPr>
       <w:rFonts w:asciiTheme="majorHAnsi" w:cstheme="majorBidi" w:eastAsiaTheme="majorEastAsia" w:hAnsiTheme="majorHAnsi"/>
-      <w:color w:themeColor="accent1" w:themeShade="BF" w:val="0F4761"/>
+      <w:color w:val="000000"/>
       <w:sz w:val="32"/>
       <w:szCs w:val="32"/>
     </w:rPr>
@@ -4215,7 +4339,7 @@
     </w:pPr>
     <w:rPr>
       <w:rFonts w:cstheme="majorBidi" w:eastAsiaTheme="majorEastAsia"/>
-      <w:color w:themeColor="accent1" w:themeShade="BF" w:val="0F4761"/>
+      <w:color w:val="000000"/>
       <w:sz w:val="28"/>
       <w:szCs w:val="28"/>
     </w:rPr>
@@ -4240,7 +4364,7 @@
       <w:rFonts w:cstheme="majorBidi" w:eastAsiaTheme="majorEastAsia"/>
       <w:i/>
       <w:iCs/>
-      <w:color w:themeColor="accent1" w:themeShade="BF" w:val="0F4761"/>
+      <w:color w:val="000000"/>
     </w:rPr>
   </w:style>
   <w:style w:styleId="Heading5" w:type="paragraph">
@@ -4261,7 +4385,7 @@
     </w:pPr>
     <w:rPr>
       <w:rFonts w:cstheme="majorBidi" w:eastAsiaTheme="majorEastAsia"/>
-      <w:color w:themeColor="accent1" w:themeShade="BF" w:val="0F4761"/>
+      <w:color w:val="000000"/>
     </w:rPr>
   </w:style>
   <w:style w:styleId="Heading6" w:type="paragraph">
@@ -4284,7 +4408,7 @@
       <w:rFonts w:cstheme="majorBidi" w:eastAsiaTheme="majorEastAsia"/>
       <w:i/>
       <w:iCs/>
-      <w:color w:themeColor="text1" w:themeTint="A6" w:val="595959"/>
+      <w:color w:val="000000"/>
     </w:rPr>
   </w:style>
   <w:style w:styleId="Heading7" w:type="paragraph">
@@ -4305,7 +4429,7 @@
     </w:pPr>
     <w:rPr>
       <w:rFonts w:cstheme="majorBidi" w:eastAsiaTheme="majorEastAsia"/>
-      <w:color w:themeColor="text1" w:themeTint="A6" w:val="595959"/>
+      <w:color w:val="000000"/>
     </w:rPr>
   </w:style>
   <w:style w:styleId="Heading8" w:type="paragraph">
@@ -4328,7 +4452,7 @@
       <w:rFonts w:cstheme="majorBidi" w:eastAsiaTheme="majorEastAsia"/>
       <w:i/>
       <w:iCs/>
-      <w:color w:themeColor="text1" w:themeTint="D8" w:val="272727"/>
+      <w:color w:val="000000"/>
     </w:rPr>
   </w:style>
   <w:style w:styleId="Heading9" w:type="paragraph">
@@ -4349,7 +4473,7 @@
     </w:pPr>
     <w:rPr>
       <w:rFonts w:cstheme="majorBidi" w:eastAsiaTheme="majorEastAsia"/>
-      <w:color w:themeColor="text1" w:themeTint="D8" w:val="272727"/>
+      <w:color w:val="000000"/>
     </w:rPr>
   </w:style>
   <w:style w:customStyle="1" w:styleId="Heading1Char" w:type="character">
@@ -4482,6 +4606,9 @@
       <w:spacing w:after="100" w:before="100"/>
       <w:ind w:firstLine="0" w:left="480" w:right="480"/>
     </w:pPr>
+    <w:rPr>
+      <w:color w:val="000000"/>
+    </w:rPr>
   </w:style>
   <w:style w:styleId="FootnoteText" w:type="paragraph">
     <w:name w:val="Footnote Text"/>
@@ -4490,6 +4617,9 @@
     <w:uiPriority w:val="9"/>
     <w:unhideWhenUsed/>
     <w:qFormat/>
+    <w:rPr>
+      <w:color w:val="000000"/>
+    </w:rPr>
   </w:style>
   <w:style w:styleId="FootnoteBlockText" w:type="paragraph">
     <w:name w:val="Footnote Block Text"/>
@@ -4502,6 +4632,9 @@
       <w:spacing w:after="100" w:before="100"/>
       <w:ind w:firstLine="0" w:left="480" w:right="480"/>
     </w:pPr>
+    <w:rPr>
+      <w:color w:val="000000"/>
+    </w:rPr>
   </w:style>
   <w:style w:default="1" w:styleId="DefaultParagraphFont" w:type="character">
     <w:name w:val="Default Paragraph Font"/>
@@ -4543,11 +4676,15 @@
     </w:pPr>
     <w:rPr>
       <w:b/>
+      <w:color w:val="000000"/>
     </w:rPr>
   </w:style>
   <w:style w:customStyle="1" w:styleId="Definition" w:type="paragraph">
     <w:name w:val="Definition"/>
     <w:basedOn w:val="Normal"/>
+    <w:rPr>
+      <w:color w:val="000000"/>
+    </w:rPr>
   </w:style>
   <w:style w:styleId="Caption" w:type="paragraph">
     <w:name w:val="Caption"/>
@@ -4558,6 +4695,7 @@
     </w:pPr>
     <w:rPr>
       <w:i/>
+      <w:color w:val="000000"/>
     </w:rPr>
   </w:style>
   <w:style w:customStyle="1" w:styleId="TableCaption" w:type="paragraph">
@@ -4566,14 +4704,23 @@
     <w:pPr>
       <w:keepNext/>
     </w:pPr>
+    <w:rPr>
+      <w:color w:val="000000"/>
+    </w:rPr>
   </w:style>
   <w:style w:customStyle="1" w:styleId="ImageCaption" w:type="paragraph">
     <w:name w:val="Image Caption"/>
     <w:basedOn w:val="Caption"/>
+    <w:rPr>
+      <w:color w:val="000000"/>
+    </w:rPr>
   </w:style>
   <w:style w:customStyle="1" w:styleId="Figure" w:type="paragraph">
     <w:name w:val="Figure"/>
     <w:basedOn w:val="Normal"/>
+    <w:rPr>
+      <w:color w:val="000000"/>
+    </w:rPr>
   </w:style>
   <w:style w:customStyle="1" w:styleId="CaptionedFigure" w:type="paragraph">
     <w:name w:val="Captioned Figure"/>
@@ -4581,6 +4728,9 @@
     <w:pPr>
       <w:keepNext/>
     </w:pPr>
+    <w:rPr>
+      <w:color w:val="000000"/>
+    </w:rPr>
   </w:style>
   <w:style w:customStyle="1" w:styleId="BodyTextChar" w:type="character">
     <w:name w:val="Body Text Char"/>
@@ -4628,7 +4778,7 @@
       <w:rFonts w:asciiTheme="majorHAnsi" w:cstheme="majorBidi" w:eastAsiaTheme="majorEastAsia" w:hAnsiTheme="majorHAnsi"/>
       <w:b w:val="0"/>
       <w:bCs w:val="0"/>
-      <w:color w:themeColor="accent1" w:themeShade="BF" w:val="365F91"/>
+      <w:color w:val="000000"/>
     </w:rPr>
   </w:style>
   <w:style w:type="paragraph" w:customStyle="1" w:styleId="SourceCode">
@@ -4638,6 +4788,9 @@
     <w:pPr>
       <w:wordWrap w:val="off"/>
     </w:pPr>
+    <w:rPr>
+      <w:color w:val="000000"/>
+    </w:rPr>
   </w:style>
   <w:style w:type="character" w:customStyle="1" w:styleId="KeywordTok">
     <w:name w:val="KeywordTok"/>
